--- a/Panduan Pengguna SIMPRODI Desktop.docx
+++ b/Panduan Pengguna SIMPRODI Desktop.docx
@@ -61,7 +61,7 @@
           <w:color w:val="555555"/>
           <w:sz w:val="20"/>
         </w:rPr>
-        <w:t>Disusun berdasarkan README.txt dan kode sumber aplikasi (app.py, core/, tools/)</w:t>
+        <w:t>Disusun berdasarkan kode sumber aplikasi (app.py, core/, tools/)</w:t>
       </w:r>
     </w:p>
     <w:p/>
